--- a/data/human_paras/human_para_6.docx
+++ b/data/human_paras/human_para_6.docx
@@ -4,7 +4,7 @@
   <w:body>
     <w:p>
       <w:r>
-        <w:t>The second biggest obstacle that the US is facing in the EV adoption process is the range of the current models of EVs. Affordable EVs, such as the Nissan LEAF, fall short of cracking 90 miles fully charged. For more power, speed and agility one would have to purchase one of the luxury EV brands such as Tesla.</w:t>
+        <w:t>To solidify their position as the biggest competitors in the US EV market, Tesla must establish itself as an eco-friendly and eco-conscious brand that puts the value of human life above money. This will draw public affection and keep Tesla as the US's biggest EV manufactured for the next 10 years to come.</w:t>
       </w:r>
     </w:p>
     <w:sectPr>
